--- a/Проектирование.docx
+++ b/Проектирование.docx
@@ -51,9 +51,9 @@
       </w:tblPr>
       <w:tblGrid>
         <w:gridCol w:w="1470"/>
-        <w:gridCol w:w="2445"/>
-        <w:gridCol w:w="2610"/>
-        <w:gridCol w:w="3054"/>
+        <w:gridCol w:w="2444"/>
+        <w:gridCol w:w="2611"/>
+        <w:gridCol w:w="3053"/>
       </w:tblGrid>
       <w:tr>
         <w:trPr>
@@ -89,7 +89,7 @@
         </w:tc>
         <w:tc>
           <w:tcPr>
-            <w:tcW w:w="2445" w:type="dxa"/>
+            <w:tcW w:w="2444" w:type="dxa"/>
             <w:tcBorders>
               <w:bottom w:val="single" w:sz="2" w:space="0" w:color="FFFFFF"/>
             </w:tcBorders>
@@ -117,7 +117,7 @@
         </w:tc>
         <w:tc>
           <w:tcPr>
-            <w:tcW w:w="2610" w:type="dxa"/>
+            <w:tcW w:w="2611" w:type="dxa"/>
             <w:tcBorders>
               <w:bottom w:val="single" w:sz="2" w:space="0" w:color="FFFFFF"/>
             </w:tcBorders>
@@ -145,7 +145,7 @@
         </w:tc>
         <w:tc>
           <w:tcPr>
-            <w:tcW w:w="3054" w:type="dxa"/>
+            <w:tcW w:w="3053" w:type="dxa"/>
             <w:tcBorders>
               <w:bottom w:val="single" w:sz="2" w:space="0" w:color="FFFFFF"/>
             </w:tcBorders>
@@ -205,7 +205,7 @@
         </w:tc>
         <w:tc>
           <w:tcPr>
-            <w:tcW w:w="2445" w:type="dxa"/>
+            <w:tcW w:w="2444" w:type="dxa"/>
             <w:tcBorders>
               <w:bottom w:val="single" w:sz="2" w:space="0" w:color="FFFFFF"/>
             </w:tcBorders>
@@ -234,7 +234,7 @@
         </w:tc>
         <w:tc>
           <w:tcPr>
-            <w:tcW w:w="2610" w:type="dxa"/>
+            <w:tcW w:w="2611" w:type="dxa"/>
             <w:tcBorders>
               <w:bottom w:val="single" w:sz="2" w:space="0" w:color="FFFFFF"/>
             </w:tcBorders>
@@ -263,7 +263,7 @@
         </w:tc>
         <w:tc>
           <w:tcPr>
-            <w:tcW w:w="3054" w:type="dxa"/>
+            <w:tcW w:w="3053" w:type="dxa"/>
             <w:tcBorders>
               <w:bottom w:val="single" w:sz="2" w:space="0" w:color="FFFFFF"/>
             </w:tcBorders>
@@ -324,7 +324,7 @@
         </w:tc>
         <w:tc>
           <w:tcPr>
-            <w:tcW w:w="2445" w:type="dxa"/>
+            <w:tcW w:w="2444" w:type="dxa"/>
             <w:tcBorders>
               <w:bottom w:val="single" w:sz="2" w:space="0" w:color="FFFFFF"/>
             </w:tcBorders>
@@ -353,7 +353,7 @@
         </w:tc>
         <w:tc>
           <w:tcPr>
-            <w:tcW w:w="2610" w:type="dxa"/>
+            <w:tcW w:w="2611" w:type="dxa"/>
             <w:tcBorders>
               <w:bottom w:val="single" w:sz="2" w:space="0" w:color="FFFFFF"/>
             </w:tcBorders>
@@ -382,7 +382,7 @@
         </w:tc>
         <w:tc>
           <w:tcPr>
-            <w:tcW w:w="3054" w:type="dxa"/>
+            <w:tcW w:w="3053" w:type="dxa"/>
             <w:tcBorders>
               <w:bottom w:val="single" w:sz="2" w:space="0" w:color="FFFFFF"/>
             </w:tcBorders>
@@ -443,7 +443,7 @@
         </w:tc>
         <w:tc>
           <w:tcPr>
-            <w:tcW w:w="2445" w:type="dxa"/>
+            <w:tcW w:w="2444" w:type="dxa"/>
             <w:tcBorders>
               <w:bottom w:val="single" w:sz="2" w:space="0" w:color="FFFFFF"/>
             </w:tcBorders>
@@ -472,7 +472,7 @@
         </w:tc>
         <w:tc>
           <w:tcPr>
-            <w:tcW w:w="2610" w:type="dxa"/>
+            <w:tcW w:w="2611" w:type="dxa"/>
             <w:tcBorders>
               <w:bottom w:val="single" w:sz="2" w:space="0" w:color="FFFFFF"/>
             </w:tcBorders>
@@ -501,7 +501,7 @@
         </w:tc>
         <w:tc>
           <w:tcPr>
-            <w:tcW w:w="3054" w:type="dxa"/>
+            <w:tcW w:w="3053" w:type="dxa"/>
             <w:tcBorders>
               <w:bottom w:val="single" w:sz="2" w:space="0" w:color="FFFFFF"/>
             </w:tcBorders>
@@ -562,7 +562,7 @@
         </w:tc>
         <w:tc>
           <w:tcPr>
-            <w:tcW w:w="2445" w:type="dxa"/>
+            <w:tcW w:w="2444" w:type="dxa"/>
             <w:tcBorders>
               <w:bottom w:val="single" w:sz="2" w:space="0" w:color="FFFFFF"/>
             </w:tcBorders>
@@ -591,7 +591,7 @@
         </w:tc>
         <w:tc>
           <w:tcPr>
-            <w:tcW w:w="2610" w:type="dxa"/>
+            <w:tcW w:w="2611" w:type="dxa"/>
             <w:tcBorders>
               <w:bottom w:val="single" w:sz="2" w:space="0" w:color="FFFFFF"/>
             </w:tcBorders>
@@ -620,7 +620,7 @@
         </w:tc>
         <w:tc>
           <w:tcPr>
-            <w:tcW w:w="3054" w:type="dxa"/>
+            <w:tcW w:w="3053" w:type="dxa"/>
             <w:tcBorders>
               <w:bottom w:val="single" w:sz="2" w:space="0" w:color="FFFFFF"/>
             </w:tcBorders>
@@ -661,7 +661,11 @@
         </w:rPr>
       </w:pPr>
       <w:r>
-        <w:rPr/>
+        <w:rPr>
+          <w:rFonts w:ascii="Times New Romanov" w:hAnsi="Times New Romanov"/>
+          <w:sz w:val="28"/>
+          <w:szCs w:val="28"/>
+        </w:rPr>
       </w:r>
     </w:p>
     <w:p>
@@ -711,10 +715,10 @@
         </w:tblCellMar>
       </w:tblPr>
       <w:tblGrid>
-        <w:gridCol w:w="2265"/>
+        <w:gridCol w:w="2264"/>
         <w:gridCol w:w="2040"/>
-        <w:gridCol w:w="2730"/>
-        <w:gridCol w:w="2610"/>
+        <w:gridCol w:w="2731"/>
+        <w:gridCol w:w="2609"/>
       </w:tblGrid>
       <w:tr>
         <w:trPr>
@@ -722,7 +726,7 @@
         </w:trPr>
         <w:tc>
           <w:tcPr>
-            <w:tcW w:w="2265" w:type="dxa"/>
+            <w:tcW w:w="2264" w:type="dxa"/>
             <w:tcBorders>
               <w:bottom w:val="single" w:sz="2" w:space="0" w:color="FFFFFF"/>
             </w:tcBorders>
@@ -778,7 +782,7 @@
         </w:tc>
         <w:tc>
           <w:tcPr>
-            <w:tcW w:w="2730" w:type="dxa"/>
+            <w:tcW w:w="2731" w:type="dxa"/>
             <w:tcBorders>
               <w:bottom w:val="single" w:sz="2" w:space="0" w:color="FFFFFF"/>
             </w:tcBorders>
@@ -806,7 +810,7 @@
         </w:tc>
         <w:tc>
           <w:tcPr>
-            <w:tcW w:w="2610" w:type="dxa"/>
+            <w:tcW w:w="2609" w:type="dxa"/>
             <w:tcBorders>
               <w:bottom w:val="single" w:sz="2" w:space="0" w:color="FFFFFF"/>
             </w:tcBorders>
@@ -837,7 +841,7 @@
         <w:trPr/>
         <w:tc>
           <w:tcPr>
-            <w:tcW w:w="2265" w:type="dxa"/>
+            <w:tcW w:w="2264" w:type="dxa"/>
             <w:tcBorders>
               <w:bottom w:val="single" w:sz="2" w:space="0" w:color="FFFFFF"/>
             </w:tcBorders>
@@ -895,7 +899,7 @@
         </w:tc>
         <w:tc>
           <w:tcPr>
-            <w:tcW w:w="2730" w:type="dxa"/>
+            <w:tcW w:w="2731" w:type="dxa"/>
             <w:tcBorders>
               <w:bottom w:val="single" w:sz="2" w:space="0" w:color="FFFFFF"/>
             </w:tcBorders>
@@ -924,7 +928,7 @@
         </w:tc>
         <w:tc>
           <w:tcPr>
-            <w:tcW w:w="2610" w:type="dxa"/>
+            <w:tcW w:w="2609" w:type="dxa"/>
             <w:tcBorders>
               <w:bottom w:val="single" w:sz="2" w:space="0" w:color="FFFFFF"/>
             </w:tcBorders>
@@ -956,7 +960,7 @@
         <w:trPr/>
         <w:tc>
           <w:tcPr>
-            <w:tcW w:w="2265" w:type="dxa"/>
+            <w:tcW w:w="2264" w:type="dxa"/>
             <w:tcBorders>
               <w:bottom w:val="single" w:sz="2" w:space="0" w:color="FFFFFF"/>
             </w:tcBorders>
@@ -1014,7 +1018,7 @@
         </w:tc>
         <w:tc>
           <w:tcPr>
-            <w:tcW w:w="2730" w:type="dxa"/>
+            <w:tcW w:w="2731" w:type="dxa"/>
             <w:tcBorders>
               <w:bottom w:val="single" w:sz="2" w:space="0" w:color="FFFFFF"/>
             </w:tcBorders>
@@ -1043,7 +1047,7 @@
         </w:tc>
         <w:tc>
           <w:tcPr>
-            <w:tcW w:w="2610" w:type="dxa"/>
+            <w:tcW w:w="2609" w:type="dxa"/>
             <w:tcBorders>
               <w:bottom w:val="single" w:sz="2" w:space="0" w:color="FFFFFF"/>
             </w:tcBorders>
@@ -1075,7 +1079,7 @@
         <w:trPr/>
         <w:tc>
           <w:tcPr>
-            <w:tcW w:w="2265" w:type="dxa"/>
+            <w:tcW w:w="2264" w:type="dxa"/>
             <w:tcBorders>
               <w:bottom w:val="single" w:sz="2" w:space="0" w:color="FFFFFF"/>
             </w:tcBorders>
@@ -1133,7 +1137,7 @@
         </w:tc>
         <w:tc>
           <w:tcPr>
-            <w:tcW w:w="2730" w:type="dxa"/>
+            <w:tcW w:w="2731" w:type="dxa"/>
             <w:tcBorders>
               <w:bottom w:val="single" w:sz="2" w:space="0" w:color="FFFFFF"/>
             </w:tcBorders>
@@ -1162,7 +1166,7 @@
         </w:tc>
         <w:tc>
           <w:tcPr>
-            <w:tcW w:w="2610" w:type="dxa"/>
+            <w:tcW w:w="2609" w:type="dxa"/>
             <w:tcBorders>
               <w:bottom w:val="single" w:sz="2" w:space="0" w:color="FFFFFF"/>
             </w:tcBorders>
@@ -1194,7 +1198,7 @@
         <w:trPr/>
         <w:tc>
           <w:tcPr>
-            <w:tcW w:w="2265" w:type="dxa"/>
+            <w:tcW w:w="2264" w:type="dxa"/>
             <w:tcBorders>
               <w:bottom w:val="single" w:sz="2" w:space="0" w:color="FFFFFF"/>
             </w:tcBorders>
@@ -1252,7 +1256,7 @@
         </w:tc>
         <w:tc>
           <w:tcPr>
-            <w:tcW w:w="2730" w:type="dxa"/>
+            <w:tcW w:w="2731" w:type="dxa"/>
             <w:tcBorders>
               <w:bottom w:val="single" w:sz="2" w:space="0" w:color="FFFFFF"/>
             </w:tcBorders>
@@ -1281,7 +1285,7 @@
         </w:tc>
         <w:tc>
           <w:tcPr>
-            <w:tcW w:w="2610" w:type="dxa"/>
+            <w:tcW w:w="2609" w:type="dxa"/>
             <w:tcBorders>
               <w:bottom w:val="single" w:sz="2" w:space="0" w:color="FFFFFF"/>
             </w:tcBorders>
@@ -1313,7 +1317,7 @@
         <w:trPr/>
         <w:tc>
           <w:tcPr>
-            <w:tcW w:w="2265" w:type="dxa"/>
+            <w:tcW w:w="2264" w:type="dxa"/>
             <w:tcBorders>
               <w:bottom w:val="single" w:sz="2" w:space="0" w:color="FFFFFF"/>
             </w:tcBorders>
@@ -1371,7 +1375,7 @@
         </w:tc>
         <w:tc>
           <w:tcPr>
-            <w:tcW w:w="2730" w:type="dxa"/>
+            <w:tcW w:w="2731" w:type="dxa"/>
             <w:tcBorders>
               <w:bottom w:val="single" w:sz="2" w:space="0" w:color="FFFFFF"/>
             </w:tcBorders>
@@ -1400,7 +1404,7 @@
         </w:tc>
         <w:tc>
           <w:tcPr>
-            <w:tcW w:w="2610" w:type="dxa"/>
+            <w:tcW w:w="2609" w:type="dxa"/>
             <w:tcBorders>
               <w:bottom w:val="single" w:sz="2" w:space="0" w:color="FFFFFF"/>
             </w:tcBorders>
@@ -1432,7 +1436,7 @@
         <w:trPr/>
         <w:tc>
           <w:tcPr>
-            <w:tcW w:w="2265" w:type="dxa"/>
+            <w:tcW w:w="2264" w:type="dxa"/>
             <w:tcBorders>
               <w:bottom w:val="single" w:sz="2" w:space="0" w:color="FFFFFF"/>
             </w:tcBorders>
@@ -1490,7 +1494,7 @@
         </w:tc>
         <w:tc>
           <w:tcPr>
-            <w:tcW w:w="2730" w:type="dxa"/>
+            <w:tcW w:w="2731" w:type="dxa"/>
             <w:tcBorders>
               <w:bottom w:val="single" w:sz="2" w:space="0" w:color="FFFFFF"/>
             </w:tcBorders>
@@ -1519,7 +1523,7 @@
         </w:tc>
         <w:tc>
           <w:tcPr>
-            <w:tcW w:w="2610" w:type="dxa"/>
+            <w:tcW w:w="2609" w:type="dxa"/>
             <w:tcBorders>
               <w:bottom w:val="single" w:sz="2" w:space="0" w:color="FFFFFF"/>
             </w:tcBorders>
@@ -1560,7 +1564,11 @@
         </w:rPr>
       </w:pPr>
       <w:r>
-        <w:rPr/>
+        <w:rPr>
+          <w:rFonts w:ascii="Times New Romanov" w:hAnsi="Times New Romanov"/>
+          <w:sz w:val="28"/>
+          <w:szCs w:val="28"/>
+        </w:rPr>
       </w:r>
     </w:p>
     <w:p>
@@ -1611,9 +1619,9 @@
       </w:tblPr>
       <w:tblGrid>
         <w:gridCol w:w="1980"/>
-        <w:gridCol w:w="1935"/>
-        <w:gridCol w:w="3060"/>
-        <w:gridCol w:w="2670"/>
+        <w:gridCol w:w="1934"/>
+        <w:gridCol w:w="3061"/>
+        <w:gridCol w:w="2669"/>
       </w:tblGrid>
       <w:tr>
         <w:trPr>
@@ -1649,7 +1657,7 @@
         </w:tc>
         <w:tc>
           <w:tcPr>
-            <w:tcW w:w="1935" w:type="dxa"/>
+            <w:tcW w:w="1934" w:type="dxa"/>
             <w:tcBorders>
               <w:bottom w:val="single" w:sz="2" w:space="0" w:color="FFFFFF"/>
             </w:tcBorders>
@@ -1677,7 +1685,7 @@
         </w:tc>
         <w:tc>
           <w:tcPr>
-            <w:tcW w:w="3060" w:type="dxa"/>
+            <w:tcW w:w="3061" w:type="dxa"/>
             <w:tcBorders>
               <w:bottom w:val="single" w:sz="2" w:space="0" w:color="FFFFFF"/>
             </w:tcBorders>
@@ -1705,7 +1713,7 @@
         </w:tc>
         <w:tc>
           <w:tcPr>
-            <w:tcW w:w="2670" w:type="dxa"/>
+            <w:tcW w:w="2669" w:type="dxa"/>
             <w:tcBorders>
               <w:bottom w:val="single" w:sz="2" w:space="0" w:color="FFFFFF"/>
             </w:tcBorders>
@@ -1765,7 +1773,7 @@
         </w:tc>
         <w:tc>
           <w:tcPr>
-            <w:tcW w:w="1935" w:type="dxa"/>
+            <w:tcW w:w="1934" w:type="dxa"/>
             <w:tcBorders>
               <w:bottom w:val="single" w:sz="2" w:space="0" w:color="FFFFFF"/>
             </w:tcBorders>
@@ -1794,7 +1802,7 @@
         </w:tc>
         <w:tc>
           <w:tcPr>
-            <w:tcW w:w="3060" w:type="dxa"/>
+            <w:tcW w:w="3061" w:type="dxa"/>
             <w:tcBorders>
               <w:bottom w:val="single" w:sz="2" w:space="0" w:color="FFFFFF"/>
             </w:tcBorders>
@@ -1823,7 +1831,7 @@
         </w:tc>
         <w:tc>
           <w:tcPr>
-            <w:tcW w:w="2670" w:type="dxa"/>
+            <w:tcW w:w="2669" w:type="dxa"/>
             <w:tcBorders>
               <w:bottom w:val="single" w:sz="2" w:space="0" w:color="FFFFFF"/>
             </w:tcBorders>
@@ -1884,7 +1892,7 @@
         </w:tc>
         <w:tc>
           <w:tcPr>
-            <w:tcW w:w="1935" w:type="dxa"/>
+            <w:tcW w:w="1934" w:type="dxa"/>
             <w:tcBorders>
               <w:bottom w:val="single" w:sz="2" w:space="0" w:color="FFFFFF"/>
             </w:tcBorders>
@@ -1913,7 +1921,7 @@
         </w:tc>
         <w:tc>
           <w:tcPr>
-            <w:tcW w:w="3060" w:type="dxa"/>
+            <w:tcW w:w="3061" w:type="dxa"/>
             <w:tcBorders>
               <w:bottom w:val="single" w:sz="2" w:space="0" w:color="FFFFFF"/>
             </w:tcBorders>
@@ -1942,7 +1950,7 @@
         </w:tc>
         <w:tc>
           <w:tcPr>
-            <w:tcW w:w="2670" w:type="dxa"/>
+            <w:tcW w:w="2669" w:type="dxa"/>
             <w:tcBorders>
               <w:bottom w:val="single" w:sz="2" w:space="0" w:color="FFFFFF"/>
             </w:tcBorders>
@@ -2003,7 +2011,7 @@
         </w:tc>
         <w:tc>
           <w:tcPr>
-            <w:tcW w:w="1935" w:type="dxa"/>
+            <w:tcW w:w="1934" w:type="dxa"/>
             <w:tcBorders>
               <w:bottom w:val="single" w:sz="2" w:space="0" w:color="FFFFFF"/>
             </w:tcBorders>
@@ -2032,7 +2040,7 @@
         </w:tc>
         <w:tc>
           <w:tcPr>
-            <w:tcW w:w="3060" w:type="dxa"/>
+            <w:tcW w:w="3061" w:type="dxa"/>
             <w:tcBorders>
               <w:bottom w:val="single" w:sz="2" w:space="0" w:color="FFFFFF"/>
             </w:tcBorders>
@@ -2061,7 +2069,7 @@
         </w:tc>
         <w:tc>
           <w:tcPr>
-            <w:tcW w:w="2670" w:type="dxa"/>
+            <w:tcW w:w="2669" w:type="dxa"/>
             <w:tcBorders>
               <w:bottom w:val="single" w:sz="2" w:space="0" w:color="FFFFFF"/>
             </w:tcBorders>
@@ -2122,7 +2130,7 @@
         </w:tc>
         <w:tc>
           <w:tcPr>
-            <w:tcW w:w="1935" w:type="dxa"/>
+            <w:tcW w:w="1934" w:type="dxa"/>
             <w:tcBorders>
               <w:bottom w:val="single" w:sz="2" w:space="0" w:color="FFFFFF"/>
             </w:tcBorders>
@@ -2151,7 +2159,7 @@
         </w:tc>
         <w:tc>
           <w:tcPr>
-            <w:tcW w:w="3060" w:type="dxa"/>
+            <w:tcW w:w="3061" w:type="dxa"/>
             <w:tcBorders>
               <w:bottom w:val="single" w:sz="2" w:space="0" w:color="FFFFFF"/>
             </w:tcBorders>
@@ -2180,7 +2188,7 @@
         </w:tc>
         <w:tc>
           <w:tcPr>
-            <w:tcW w:w="2670" w:type="dxa"/>
+            <w:tcW w:w="2669" w:type="dxa"/>
             <w:tcBorders>
               <w:bottom w:val="single" w:sz="2" w:space="0" w:color="FFFFFF"/>
             </w:tcBorders>
@@ -2241,7 +2249,7 @@
         </w:tc>
         <w:tc>
           <w:tcPr>
-            <w:tcW w:w="1935" w:type="dxa"/>
+            <w:tcW w:w="1934" w:type="dxa"/>
             <w:tcBorders>
               <w:bottom w:val="single" w:sz="2" w:space="0" w:color="FFFFFF"/>
             </w:tcBorders>
@@ -2270,7 +2278,7 @@
         </w:tc>
         <w:tc>
           <w:tcPr>
-            <w:tcW w:w="3060" w:type="dxa"/>
+            <w:tcW w:w="3061" w:type="dxa"/>
             <w:tcBorders>
               <w:bottom w:val="single" w:sz="2" w:space="0" w:color="FFFFFF"/>
             </w:tcBorders>
@@ -2299,7 +2307,7 @@
         </w:tc>
         <w:tc>
           <w:tcPr>
-            <w:tcW w:w="2670" w:type="dxa"/>
+            <w:tcW w:w="2669" w:type="dxa"/>
             <w:tcBorders>
               <w:bottom w:val="single" w:sz="2" w:space="0" w:color="FFFFFF"/>
             </w:tcBorders>
@@ -2360,7 +2368,7 @@
         </w:tc>
         <w:tc>
           <w:tcPr>
-            <w:tcW w:w="1935" w:type="dxa"/>
+            <w:tcW w:w="1934" w:type="dxa"/>
             <w:tcBorders>
               <w:bottom w:val="single" w:sz="2" w:space="0" w:color="FFFFFF"/>
             </w:tcBorders>
@@ -2389,7 +2397,7 @@
         </w:tc>
         <w:tc>
           <w:tcPr>
-            <w:tcW w:w="3060" w:type="dxa"/>
+            <w:tcW w:w="3061" w:type="dxa"/>
             <w:tcBorders>
               <w:bottom w:val="single" w:sz="2" w:space="0" w:color="FFFFFF"/>
             </w:tcBorders>
@@ -2418,7 +2426,7 @@
         </w:tc>
         <w:tc>
           <w:tcPr>
-            <w:tcW w:w="2670" w:type="dxa"/>
+            <w:tcW w:w="2669" w:type="dxa"/>
             <w:tcBorders>
               <w:bottom w:val="single" w:sz="2" w:space="0" w:color="FFFFFF"/>
             </w:tcBorders>
@@ -2536,7 +2544,13 @@
         </w:rPr>
       </w:pPr>
       <w:r>
-        <w:rPr/>
+        <w:rPr>
+          <w:rFonts w:ascii="Times New Romanov" w:hAnsi="Times New Romanov"/>
+          <w:b w:val="false"/>
+          <w:bCs w:val="false"/>
+          <w:sz w:val="28"/>
+          <w:szCs w:val="28"/>
+        </w:rPr>
       </w:r>
     </w:p>
     <w:p>
@@ -2716,6 +2730,95 @@
     <w:p>
       <w:pPr>
         <w:pStyle w:val="BodyText"/>
+        <w:numPr>
+          <w:ilvl w:val="0"/>
+          <w:numId w:val="0"/>
+        </w:numPr>
+        <w:bidi w:val="0"/>
+        <w:ind w:hanging="0" w:start="0"/>
+        <w:jc w:val="start"/>
+        <w:rPr>
+          <w:rFonts w:ascii="Times New Romanov" w:hAnsi="Times New Romanov"/>
+          <w:b w:val="false"/>
+          <w:bCs w:val="false"/>
+          <w:sz w:val="28"/>
+          <w:szCs w:val="28"/>
+        </w:rPr>
+      </w:pPr>
+      <w:r>
+        <w:rPr/>
+      </w:r>
+    </w:p>
+    <w:p>
+      <w:pPr>
+        <w:pStyle w:val="BodyText"/>
+        <w:numPr>
+          <w:ilvl w:val="0"/>
+          <w:numId w:val="0"/>
+        </w:numPr>
+        <w:bidi w:val="0"/>
+        <w:ind w:hanging="0" w:start="0"/>
+        <w:jc w:val="start"/>
+        <w:rPr>
+          <w:rFonts w:ascii="Times New Romanov" w:hAnsi="Times New Romanov"/>
+          <w:b w:val="false"/>
+          <w:bCs w:val="false"/>
+          <w:sz w:val="28"/>
+          <w:szCs w:val="28"/>
+        </w:rPr>
+      </w:pPr>
+      <w:r>
+        <w:rPr/>
+        <w:drawing>
+          <wp:anchor behindDoc="0" distT="0" distB="0" distL="0" distR="0" simplePos="0" locked="0" layoutInCell="0" allowOverlap="1" relativeHeight="2">
+            <wp:simplePos x="0" y="0"/>
+            <wp:positionH relativeFrom="column">
+              <wp:align>center</wp:align>
+            </wp:positionH>
+            <wp:positionV relativeFrom="paragraph">
+              <wp:posOffset>635</wp:posOffset>
+            </wp:positionV>
+            <wp:extent cx="6120130" cy="3279775"/>
+            <wp:effectExtent l="0" t="0" r="0" b="0"/>
+            <wp:wrapSquare wrapText="largest"/>
+            <wp:docPr id="1" name="Image1" descr="" title=""/>
+            <wp:cNvGraphicFramePr>
+              <a:graphicFrameLocks xmlns:a="http://schemas.openxmlformats.org/drawingml/2006/main" noChangeAspect="1"/>
+            </wp:cNvGraphicFramePr>
+            <a:graphic xmlns:a="http://schemas.openxmlformats.org/drawingml/2006/main">
+              <a:graphicData uri="http://schemas.openxmlformats.org/drawingml/2006/picture">
+                <pic:pic xmlns:pic="http://schemas.openxmlformats.org/drawingml/2006/picture">
+                  <pic:nvPicPr>
+                    <pic:cNvPr id="1" name="Image1" descr="" title=""/>
+                    <pic:cNvPicPr>
+                      <a:picLocks noChangeAspect="1" noChangeArrowheads="1"/>
+                    </pic:cNvPicPr>
+                  </pic:nvPicPr>
+                  <pic:blipFill>
+                    <a:blip r:embed="rId2"/>
+                    <a:stretch>
+                      <a:fillRect/>
+                    </a:stretch>
+                  </pic:blipFill>
+                  <pic:spPr bwMode="auto">
+                    <a:xfrm>
+                      <a:off x="0" y="0"/>
+                      <a:ext cx="6120130" cy="3279775"/>
+                    </a:xfrm>
+                    <a:prstGeom prst="rect">
+                      <a:avLst/>
+                    </a:prstGeom>
+                  </pic:spPr>
+                </pic:pic>
+              </a:graphicData>
+            </a:graphic>
+          </wp:anchor>
+        </w:drawing>
+      </w:r>
+    </w:p>
+    <w:p>
+      <w:pPr>
+        <w:pStyle w:val="BodyText"/>
         <w:bidi w:val="0"/>
         <w:spacing w:before="0" w:after="140"/>
         <w:jc w:val="start"/>
@@ -2741,279 +2844,10 @@
       <w:pgNumType w:fmt="decimal"/>
       <w:formProt w:val="false"/>
       <w:textDirection w:val="lrTb"/>
+      <w:docGrid w:type="default" w:linePitch="100" w:charSpace="0"/>
     </w:sectPr>
   </w:body>
 </w:document>
-</file>
-
-<file path=word/numbering.xml><?xml version="1.0" encoding="utf-8"?>
-<w:numbering xmlns:w="http://schemas.openxmlformats.org/wordprocessingml/2006/main" xmlns:o="urn:schemas-microsoft-com:office:office" xmlns:r="http://schemas.openxmlformats.org/officeDocument/2006/relationships" xmlns:v="urn:schemas-microsoft-com:vml" xmlns:mc="http://schemas.openxmlformats.org/markup-compatibility/2006" xmlns:w14="http://schemas.microsoft.com/office/word/2010/wordml" mc:Ignorable="w14">
-  <w:abstractNum w:abstractNumId="1">
-    <w:lvl w:ilvl="0">
-      <w:start w:val="1"/>
-      <w:numFmt w:val="none"/>
-      <w:suff w:val="nothing"/>
-      <w:lvlText w:val=""/>
-      <w:lvlJc w:val="start"/>
-      <w:pPr>
-        <w:tabs>
-          <w:tab w:val="num" w:pos="0"/>
-        </w:tabs>
-        <w:ind w:start="0" w:hanging="0"/>
-      </w:pPr>
-    </w:lvl>
-    <w:lvl w:ilvl="1">
-      <w:start w:val="1"/>
-      <w:numFmt w:val="none"/>
-      <w:suff w:val="nothing"/>
-      <w:lvlText w:val=""/>
-      <w:lvlJc w:val="start"/>
-      <w:pPr>
-        <w:tabs>
-          <w:tab w:val="num" w:pos="0"/>
-        </w:tabs>
-        <w:ind w:start="0" w:hanging="0"/>
-      </w:pPr>
-    </w:lvl>
-    <w:lvl w:ilvl="2">
-      <w:start w:val="1"/>
-      <w:pStyle w:val="Heading3"/>
-      <w:numFmt w:val="none"/>
-      <w:suff w:val="nothing"/>
-      <w:lvlText w:val=""/>
-      <w:lvlJc w:val="start"/>
-      <w:pPr>
-        <w:tabs>
-          <w:tab w:val="num" w:pos="0"/>
-        </w:tabs>
-        <w:ind w:start="0" w:hanging="0"/>
-      </w:pPr>
-    </w:lvl>
-    <w:lvl w:ilvl="3">
-      <w:start w:val="1"/>
-      <w:pStyle w:val="Heading4"/>
-      <w:numFmt w:val="none"/>
-      <w:suff w:val="nothing"/>
-      <w:lvlText w:val=""/>
-      <w:lvlJc w:val="start"/>
-      <w:pPr>
-        <w:tabs>
-          <w:tab w:val="num" w:pos="0"/>
-        </w:tabs>
-        <w:ind w:start="0" w:hanging="0"/>
-      </w:pPr>
-    </w:lvl>
-    <w:lvl w:ilvl="4">
-      <w:start w:val="1"/>
-      <w:numFmt w:val="none"/>
-      <w:suff w:val="nothing"/>
-      <w:lvlText w:val=""/>
-      <w:lvlJc w:val="start"/>
-      <w:pPr>
-        <w:tabs>
-          <w:tab w:val="num" w:pos="0"/>
-        </w:tabs>
-        <w:ind w:start="0" w:hanging="0"/>
-      </w:pPr>
-    </w:lvl>
-    <w:lvl w:ilvl="5">
-      <w:start w:val="1"/>
-      <w:numFmt w:val="none"/>
-      <w:suff w:val="nothing"/>
-      <w:lvlText w:val=""/>
-      <w:lvlJc w:val="start"/>
-      <w:pPr>
-        <w:tabs>
-          <w:tab w:val="num" w:pos="0"/>
-        </w:tabs>
-        <w:ind w:start="0" w:hanging="0"/>
-      </w:pPr>
-    </w:lvl>
-    <w:lvl w:ilvl="6">
-      <w:start w:val="1"/>
-      <w:numFmt w:val="none"/>
-      <w:suff w:val="nothing"/>
-      <w:lvlText w:val=""/>
-      <w:lvlJc w:val="start"/>
-      <w:pPr>
-        <w:tabs>
-          <w:tab w:val="num" w:pos="0"/>
-        </w:tabs>
-        <w:ind w:start="0" w:hanging="0"/>
-      </w:pPr>
-    </w:lvl>
-    <w:lvl w:ilvl="7">
-      <w:start w:val="1"/>
-      <w:numFmt w:val="none"/>
-      <w:suff w:val="nothing"/>
-      <w:lvlText w:val=""/>
-      <w:lvlJc w:val="start"/>
-      <w:pPr>
-        <w:tabs>
-          <w:tab w:val="num" w:pos="0"/>
-        </w:tabs>
-        <w:ind w:start="0" w:hanging="0"/>
-      </w:pPr>
-    </w:lvl>
-    <w:lvl w:ilvl="8">
-      <w:start w:val="1"/>
-      <w:numFmt w:val="none"/>
-      <w:suff w:val="nothing"/>
-      <w:lvlText w:val=""/>
-      <w:lvlJc w:val="start"/>
-      <w:pPr>
-        <w:tabs>
-          <w:tab w:val="num" w:pos="0"/>
-        </w:tabs>
-        <w:ind w:start="0" w:hanging="0"/>
-      </w:pPr>
-    </w:lvl>
-  </w:abstractNum>
-  <w:abstractNum w:abstractNumId="2">
-    <w:lvl w:ilvl="0">
-      <w:start w:val="1"/>
-      <w:numFmt w:val="bullet"/>
-      <w:suff w:val="nothing"/>
-      <w:lvlText w:val=""/>
-      <w:lvlJc w:val="start"/>
-      <w:pPr>
-        <w:tabs>
-          <w:tab w:val="num" w:pos="0"/>
-        </w:tabs>
-        <w:ind w:start="0" w:hanging="0"/>
-      </w:pPr>
-      <w:rPr>
-        <w:rFonts w:ascii="Symbol" w:hAnsi="Symbol" w:cs="Symbol" w:hint="default"/>
-      </w:rPr>
-    </w:lvl>
-    <w:lvl w:ilvl="1">
-      <w:start w:val="1"/>
-      <w:numFmt w:val="bullet"/>
-      <w:lvlText w:val=""/>
-      <w:lvlJc w:val="start"/>
-      <w:pPr>
-        <w:tabs>
-          <w:tab w:val="num" w:pos="1418"/>
-        </w:tabs>
-        <w:ind w:start="1418" w:hanging="283"/>
-      </w:pPr>
-      <w:rPr>
-        <w:rFonts w:ascii="Symbol" w:hAnsi="Symbol" w:cs="Symbol" w:hint="default"/>
-      </w:rPr>
-    </w:lvl>
-    <w:lvl w:ilvl="2">
-      <w:start w:val="1"/>
-      <w:numFmt w:val="bullet"/>
-      <w:lvlText w:val=""/>
-      <w:lvlJc w:val="start"/>
-      <w:pPr>
-        <w:tabs>
-          <w:tab w:val="num" w:pos="2127"/>
-        </w:tabs>
-        <w:ind w:start="2127" w:hanging="283"/>
-      </w:pPr>
-      <w:rPr>
-        <w:rFonts w:ascii="Symbol" w:hAnsi="Symbol" w:cs="Symbol" w:hint="default"/>
-      </w:rPr>
-    </w:lvl>
-    <w:lvl w:ilvl="3">
-      <w:start w:val="1"/>
-      <w:numFmt w:val="bullet"/>
-      <w:lvlText w:val=""/>
-      <w:lvlJc w:val="start"/>
-      <w:pPr>
-        <w:tabs>
-          <w:tab w:val="num" w:pos="2836"/>
-        </w:tabs>
-        <w:ind w:start="2836" w:hanging="283"/>
-      </w:pPr>
-      <w:rPr>
-        <w:rFonts w:ascii="Symbol" w:hAnsi="Symbol" w:cs="Symbol" w:hint="default"/>
-      </w:rPr>
-    </w:lvl>
-    <w:lvl w:ilvl="4">
-      <w:start w:val="1"/>
-      <w:numFmt w:val="bullet"/>
-      <w:lvlText w:val=""/>
-      <w:lvlJc w:val="start"/>
-      <w:pPr>
-        <w:tabs>
-          <w:tab w:val="num" w:pos="3545"/>
-        </w:tabs>
-        <w:ind w:start="3545" w:hanging="283"/>
-      </w:pPr>
-      <w:rPr>
-        <w:rFonts w:ascii="Symbol" w:hAnsi="Symbol" w:cs="Symbol" w:hint="default"/>
-      </w:rPr>
-    </w:lvl>
-    <w:lvl w:ilvl="5">
-      <w:start w:val="1"/>
-      <w:numFmt w:val="bullet"/>
-      <w:lvlText w:val=""/>
-      <w:lvlJc w:val="start"/>
-      <w:pPr>
-        <w:tabs>
-          <w:tab w:val="num" w:pos="4254"/>
-        </w:tabs>
-        <w:ind w:start="4254" w:hanging="283"/>
-      </w:pPr>
-      <w:rPr>
-        <w:rFonts w:ascii="Symbol" w:hAnsi="Symbol" w:cs="Symbol" w:hint="default"/>
-      </w:rPr>
-    </w:lvl>
-    <w:lvl w:ilvl="6">
-      <w:start w:val="1"/>
-      <w:numFmt w:val="bullet"/>
-      <w:lvlText w:val=""/>
-      <w:lvlJc w:val="start"/>
-      <w:pPr>
-        <w:tabs>
-          <w:tab w:val="num" w:pos="4963"/>
-        </w:tabs>
-        <w:ind w:start="4963" w:hanging="283"/>
-      </w:pPr>
-      <w:rPr>
-        <w:rFonts w:ascii="Symbol" w:hAnsi="Symbol" w:cs="Symbol" w:hint="default"/>
-      </w:rPr>
-    </w:lvl>
-    <w:lvl w:ilvl="7">
-      <w:start w:val="1"/>
-      <w:numFmt w:val="bullet"/>
-      <w:lvlText w:val=""/>
-      <w:lvlJc w:val="start"/>
-      <w:pPr>
-        <w:tabs>
-          <w:tab w:val="num" w:pos="5672"/>
-        </w:tabs>
-        <w:ind w:start="5672" w:hanging="283"/>
-      </w:pPr>
-      <w:rPr>
-        <w:rFonts w:ascii="Symbol" w:hAnsi="Symbol" w:cs="Symbol" w:hint="default"/>
-      </w:rPr>
-    </w:lvl>
-    <w:lvl w:ilvl="8">
-      <w:start w:val="1"/>
-      <w:numFmt w:val="bullet"/>
-      <w:lvlText w:val=""/>
-      <w:lvlJc w:val="start"/>
-      <w:pPr>
-        <w:tabs>
-          <w:tab w:val="num" w:pos="6381"/>
-        </w:tabs>
-        <w:ind w:start="6381" w:hanging="283"/>
-      </w:pPr>
-      <w:rPr>
-        <w:rFonts w:ascii="Symbol" w:hAnsi="Symbol" w:cs="Symbol" w:hint="default"/>
-      </w:rPr>
-    </w:lvl>
-  </w:abstractNum>
-  <w:num w:numId="1">
-    <w:abstractNumId w:val="1"/>
-  </w:num>
-  <w:num w:numId="2">
-    <w:abstractNumId w:val="2"/>
-  </w:num>
-</w:numbering>
 </file>
 
 <file path=word/styles.xml><?xml version="1.0" encoding="utf-8"?>
@@ -3030,7 +2864,6 @@
     </w:rPrDefault>
     <w:pPrDefault>
       <w:pPr>
-        <w:widowControl/>
         <w:suppressAutoHyphens w:val="true"/>
       </w:pPr>
     </w:pPrDefault>
@@ -3040,7 +2873,10 @@
     <w:qFormat/>
     <w:pPr>
       <w:widowControl/>
+      <w:suppressAutoHyphens w:val="true"/>
       <w:bidi w:val="0"/>
+      <w:spacing w:before="0" w:after="0"/>
+      <w:jc w:val="start"/>
     </w:pPr>
     <w:rPr>
       <w:rFonts w:ascii="Liberation Serif" w:hAnsi="Liberation Serif" w:eastAsia="Noto Serif CJK SC" w:cs="Noto Sans Devanagari"/>
